--- a/.meetings/Next one?.docx
+++ b/.meetings/Next one?.docx
@@ -31,6 +31,361 @@
           <w:rFonts w:ascii="Arial" w:hAnsi="Arial" w:cs="Arial"/>
         </w:rPr>
       </w:pPr>
+      <w:r>
+        <w:rPr>
+          <w:rFonts w:ascii="Arial" w:hAnsi="Arial" w:cs="Arial"/>
+        </w:rPr>
+        <w:t>routing_algotithms/graph_draw/graph.py</w:t>
+      </w:r>
+    </w:p>
+    <w:p>
+      <w:pPr>
+        <w:pStyle w:val="ListParagraph"/>
+        <w:numPr>
+          <w:ilvl w:val="1"/>
+          <w:numId w:val="1"/>
+        </w:numPr>
+        <w:rPr>
+          <w:rFonts w:ascii="Arial" w:hAnsi="Arial" w:cs="Arial"/>
+        </w:rPr>
+      </w:pPr>
+      <w:r>
+        <w:rPr>
+          <w:rFonts w:ascii="Arial" w:hAnsi="Arial" w:cs="Arial"/>
+        </w:rPr>
+        <w:t xml:space="preserve">ja no s’entrecreuen les línies de les arestes de les línies 9 i 10 </w:t>
+      </w:r>
+      <w:r>
+        <w:rPr>
+          <w:rFonts w:ascii="Arial" w:hAnsi="Arial" w:cs="Arial"/>
+        </w:rPr>
+        <w:sym w:font="Wingdings" w:char="F0DF"/>
+      </w:r>
+      <w:r>
+        <w:rPr>
+          <w:rFonts w:ascii="Arial" w:hAnsi="Arial" w:cs="Arial"/>
+        </w:rPr>
+        <w:t xml:space="preserve"> abans l’angle era random i ara l’he hardcodejat convenientment per cada parell (veure ‘</w:t>
+      </w:r>
+      <w:r>
+        <w:rPr>
+          <w:rFonts w:ascii="Arial" w:hAnsi="Arial" w:cs="Arial"/>
+        </w:rPr>
+        <w:t>.docu/Algoritmes per trobar una ruta òptima/Dibuix del graf.docx</w:t>
+      </w:r>
+      <w:r>
+        <w:rPr>
+          <w:rFonts w:ascii="Arial" w:hAnsi="Arial" w:cs="Arial"/>
+        </w:rPr>
+        <w:t>’ per més detalls).</w:t>
+      </w:r>
+    </w:p>
+    <w:p>
+      <w:pPr>
+        <w:pStyle w:val="ListParagraph"/>
+        <w:numPr>
+          <w:ilvl w:val="1"/>
+          <w:numId w:val="1"/>
+        </w:numPr>
+        <w:rPr>
+          <w:rFonts w:ascii="Arial" w:hAnsi="Arial" w:cs="Arial"/>
+        </w:rPr>
+      </w:pPr>
+      <w:r>
+        <w:rPr>
+          <w:rFonts w:ascii="Arial" w:hAnsi="Arial" w:cs="Arial"/>
+        </w:rPr>
+        <w:t>Addició d’una brúixola per remarcar que la orientació és la estàndard</w:t>
+      </w:r>
+    </w:p>
+    <w:p>
+      <w:pPr>
+        <w:pStyle w:val="ListParagraph"/>
+        <w:numPr>
+          <w:ilvl w:val="0"/>
+          <w:numId w:val="1"/>
+        </w:numPr>
+        <w:rPr>
+          <w:rFonts w:ascii="Arial" w:hAnsi="Arial" w:cs="Arial"/>
+        </w:rPr>
+      </w:pPr>
+      <w:r>
+        <w:rPr>
+          <w:rFonts w:ascii="Arial" w:hAnsi="Arial" w:cs="Arial"/>
+        </w:rPr>
+        <w:t>Tots els notebooks migrats a .py</w:t>
+      </w:r>
+      <w:r>
+        <w:rPr>
+          <w:rFonts w:ascii="Apple Color Emoji" w:hAnsi="Apple Color Emoji" w:cs="Arial"/>
+        </w:rPr>
+        <w:t>✅</w:t>
+      </w:r>
+    </w:p>
+    <w:p>
+      <w:pPr>
+        <w:pStyle w:val="ListParagraph"/>
+        <w:numPr>
+          <w:ilvl w:val="0"/>
+          <w:numId w:val="1"/>
+        </w:numPr>
+        <w:rPr>
+          <w:rFonts w:ascii="Arial" w:hAnsi="Arial" w:cs="Arial"/>
+        </w:rPr>
+      </w:pPr>
+      <w:r>
+        <w:rPr>
+          <w:rFonts w:ascii="Arial" w:hAnsi="Arial" w:cs="Arial"/>
+        </w:rPr>
+        <w:t>Finalment, no he trobat la referència al mètode per arrodonir que utilitzo al llibre de Hacher’s Delight. Així que escriuré “</w:t>
+      </w:r>
+      <w:r>
+        <w:rPr>
+          <w:rFonts w:ascii="Arial" w:hAnsi="Arial" w:cs="Arial"/>
+          <w:lang w:val="ca-ES"/>
+        </w:rPr>
+        <w:t xml:space="preserve">Aquest mètode està inspirat </w:t>
+      </w:r>
+      <w:r>
+        <w:rPr>
+          <w:rFonts w:ascii="Arial" w:hAnsi="Arial" w:cs="Arial"/>
+        </w:rPr>
+        <w:t>la definició de l'arrodoniment half-up de la Viquipèdia</w:t>
+      </w:r>
+      <w:r>
+        <w:rPr>
+          <w:rFonts w:ascii="Arial" w:hAnsi="Arial" w:cs="Arial"/>
+        </w:rPr>
+        <w:t xml:space="preserve"> (</w:t>
+      </w:r>
+      <w:r>
+        <w:rPr>
+          <w:rFonts w:ascii="Arial" w:hAnsi="Arial" w:cs="Arial"/>
+        </w:rPr>
+        <w:fldChar w:fldCharType="begin"/>
+      </w:r>
+      <w:r>
+        <w:rPr>
+          <w:rFonts w:ascii="Arial" w:hAnsi="Arial" w:cs="Arial"/>
+        </w:rPr>
+        <w:instrText>HYPERLINK "https://en.wikipedia.org/wiki/Rounding" \l "Rounding_half_up"</w:instrText>
+      </w:r>
+      <w:r>
+        <w:rPr>
+          <w:rFonts w:ascii="Arial" w:hAnsi="Arial" w:cs="Arial"/>
+        </w:rPr>
+      </w:r>
+      <w:r>
+        <w:rPr>
+          <w:rFonts w:ascii="Arial" w:hAnsi="Arial" w:cs="Arial"/>
+        </w:rPr>
+        <w:fldChar w:fldCharType="separate"/>
+      </w:r>
+      <w:r>
+        <w:rPr>
+          <w:rStyle w:val="Hyperlink"/>
+          <w:rFonts w:ascii="Arial" w:hAnsi="Arial" w:cs="Arial"/>
+        </w:rPr>
+        <w:t>ref</w:t>
+      </w:r>
+      <w:r>
+        <w:rPr>
+          <w:rFonts w:ascii="Arial" w:hAnsi="Arial" w:cs="Arial"/>
+        </w:rPr>
+        <w:fldChar w:fldCharType="end"/>
+      </w:r>
+      <w:r>
+        <w:rPr>
+          <w:rFonts w:ascii="Arial" w:hAnsi="Arial" w:cs="Arial"/>
+        </w:rPr>
+        <w:t>)</w:t>
+      </w:r>
+      <w:r>
+        <w:rPr>
+          <w:rFonts w:ascii="Arial" w:hAnsi="Arial" w:cs="Arial"/>
+          <w:lang w:val="ca-ES"/>
+        </w:rPr>
+        <w:t>.</w:t>
+      </w:r>
+      <w:r>
+        <w:rPr>
+          <w:rFonts w:ascii="Arial" w:hAnsi="Arial" w:cs="Arial"/>
+        </w:rPr>
+        <w:t>” (‘</w:t>
+      </w:r>
+      <w:r>
+        <w:rPr>
+          <w:rFonts w:ascii="Arial" w:hAnsi="Arial" w:cs="Arial"/>
+        </w:rPr>
+        <w:t>.docu/Precisió.docx</w:t>
+      </w:r>
+      <w:r>
+        <w:rPr>
+          <w:rFonts w:ascii="Arial" w:hAnsi="Arial" w:cs="Arial"/>
+        </w:rPr>
+        <w:t>’).</w:t>
+      </w:r>
+    </w:p>
+    <w:p>
+      <w:pPr>
+        <w:pStyle w:val="ListParagraph"/>
+        <w:numPr>
+          <w:ilvl w:val="0"/>
+          <w:numId w:val="1"/>
+        </w:numPr>
+        <w:rPr>
+          <w:rFonts w:ascii="Arial" w:hAnsi="Arial" w:cs="Arial"/>
+        </w:rPr>
+      </w:pPr>
+      <w:r>
+        <w:rPr>
+          <w:rFonts w:ascii="Arial" w:hAnsi="Arial" w:cs="Arial"/>
+        </w:rPr>
+        <w:t>routing_algotithms/dijkstra</w:t>
+      </w:r>
+    </w:p>
+    <w:p>
+      <w:pPr>
+        <w:pStyle w:val="ListParagraph"/>
+        <w:numPr>
+          <w:ilvl w:val="1"/>
+          <w:numId w:val="1"/>
+        </w:numPr>
+        <w:rPr>
+          <w:rFonts w:ascii="Arial" w:hAnsi="Arial" w:cs="Arial"/>
+        </w:rPr>
+      </w:pPr>
+      <w:r>
+        <w:rPr>
+          <w:rFonts w:ascii="Arial" w:hAnsi="Arial" w:cs="Arial"/>
+        </w:rPr>
+        <w:t>routing_algotithms/dijkstra/dijkstra_utils.py</w:t>
+      </w:r>
+      <w:r>
+        <w:rPr>
+          <w:rFonts w:ascii="Arial" w:hAnsi="Arial" w:cs="Arial"/>
+        </w:rPr>
+        <w:t xml:space="preserve"> </w:t>
+      </w:r>
+    </w:p>
+    <w:p>
+      <w:pPr>
+        <w:pStyle w:val="ListParagraph"/>
+        <w:ind w:left="1440"/>
+        <w:rPr>
+          <w:rFonts w:ascii="Arial" w:hAnsi="Arial" w:cs="Arial"/>
+        </w:rPr>
+      </w:pPr>
+      <w:r>
+        <w:rPr>
+          <w:rFonts w:ascii="Arial" w:hAnsi="Arial" w:cs="Arial"/>
+        </w:rPr>
+        <w:t>Explicació a ‘</w:t>
+      </w:r>
+      <w:r>
+        <w:rPr>
+          <w:rFonts w:ascii="Arial" w:hAnsi="Arial" w:cs="Arial"/>
+        </w:rPr>
+        <w:t>.docu/Algoritmes per trobar una ruta òptima/Dijkstra.docx</w:t>
+      </w:r>
+      <w:r>
+        <w:rPr>
+          <w:rFonts w:ascii="Arial" w:hAnsi="Arial" w:cs="Arial"/>
+        </w:rPr>
+        <w:t>’ de per què utilitzo “</w:t>
+      </w:r>
+      <w:r>
+        <w:rPr>
+          <w:rFonts w:ascii="Arial" w:hAnsi="Arial" w:cs="Arial"/>
+        </w:rPr>
+        <w:t>INF = 10**18</w:t>
+      </w:r>
+      <w:r>
+        <w:rPr>
+          <w:rFonts w:ascii="Arial" w:hAnsi="Arial" w:cs="Arial"/>
+        </w:rPr>
+        <w:t xml:space="preserve">”: </w:t>
+      </w:r>
+      <w:r>
+        <w:rPr>
+          <w:rFonts w:ascii="Arial" w:hAnsi="Arial" w:cs="Arial"/>
+        </w:rPr>
+        <w:t>Encara existint “float('inf')” he utilitzat la constant “INF = 10**18” perquè estic treballant amb pesos enters (temps en segons) i és un nombre suficientment gran al qual mai s’aproparà qualsevol possible distància.</w:t>
+      </w:r>
+    </w:p>
+    <w:p>
+      <w:pPr>
+        <w:pStyle w:val="ListParagraph"/>
+        <w:numPr>
+          <w:ilvl w:val="1"/>
+          <w:numId w:val="1"/>
+        </w:numPr>
+        <w:rPr>
+          <w:rFonts w:ascii="Arial" w:hAnsi="Arial" w:cs="Arial"/>
+        </w:rPr>
+      </w:pPr>
+      <w:r>
+        <w:rPr>
+          <w:rFonts w:ascii="Arial" w:hAnsi="Arial" w:cs="Arial"/>
+        </w:rPr>
+        <w:t>La explicació de la elecció de la Binary Heap creus que s’entèn bé i que és prou justificativa? (</w:t>
+      </w:r>
+      <w:r>
+        <w:rPr>
+          <w:rFonts w:ascii="Arial" w:hAnsi="Arial" w:cs="Arial"/>
+        </w:rPr>
+        <w:t xml:space="preserve">part </w:t>
+      </w:r>
+      <w:r>
+        <w:rPr>
+          <w:rFonts w:ascii="Arial" w:hAnsi="Arial" w:cs="Arial"/>
+          <w:lang w:val="ca-ES"/>
+        </w:rPr>
+        <w:t xml:space="preserve">Raonament elecció </w:t>
+      </w:r>
+      <w:proofErr w:type="spellStart"/>
+      <w:r>
+        <w:rPr>
+          <w:rFonts w:ascii="Arial" w:hAnsi="Arial" w:cs="Arial"/>
+          <w:lang w:val="ca-ES"/>
+        </w:rPr>
+        <w:t>Binary</w:t>
+      </w:r>
+      <w:proofErr w:type="spellEnd"/>
+      <w:r>
+        <w:rPr>
+          <w:rFonts w:ascii="Arial" w:hAnsi="Arial" w:cs="Arial"/>
+          <w:lang w:val="ca-ES"/>
+        </w:rPr>
+        <w:t xml:space="preserve"> </w:t>
+      </w:r>
+      <w:proofErr w:type="spellStart"/>
+      <w:r>
+        <w:rPr>
+          <w:rFonts w:ascii="Arial" w:hAnsi="Arial" w:cs="Arial"/>
+          <w:lang w:val="ca-ES"/>
+        </w:rPr>
+        <w:t>Heap</w:t>
+      </w:r>
+      <w:proofErr w:type="spellEnd"/>
+      <w:r>
+        <w:rPr>
+          <w:rFonts w:ascii="Arial" w:hAnsi="Arial" w:cs="Arial"/>
+        </w:rPr>
+        <w:t xml:space="preserve"> </w:t>
+      </w:r>
+      <w:r>
+        <w:rPr>
+          <w:rFonts w:ascii="Arial" w:hAnsi="Arial" w:cs="Arial"/>
+        </w:rPr>
+        <w:t xml:space="preserve">de </w:t>
+      </w:r>
+      <w:r>
+        <w:rPr>
+          <w:rFonts w:ascii="Arial" w:hAnsi="Arial" w:cs="Arial"/>
+        </w:rPr>
+        <w:t>‘.docu/Algoritmes per trobar una ruta òptima/Dijkstra.docx’)</w:t>
+      </w:r>
     </w:p>
     <w:sectPr>
       <w:pgSz w:w="11906" w:h="16838"/>
@@ -59,7 +414,7 @@
         <w:rFonts w:ascii="Arial" w:eastAsiaTheme="minorHAnsi" w:hAnsi="Arial" w:cs="Arial" w:hint="default"/>
       </w:rPr>
     </w:lvl>
-    <w:lvl w:ilvl="1" w:tplc="08090003" w:tentative="1">
+    <w:lvl w:ilvl="1" w:tplc="08090003">
       <w:start w:val="1"/>
       <w:numFmt w:val="bullet"/>
       <w:lvlText w:val="o"/>
@@ -765,7 +1120,6 @@
   <w:style w:type="character" w:default="1" w:styleId="DefaultParagraphFont">
     <w:name w:val="Default Paragraph Font"/>
     <w:uiPriority w:val="1"/>
-    <w:semiHidden/>
     <w:unhideWhenUsed/>
   </w:style>
   <w:style w:type="table" w:default="1" w:styleId="TableNormal">
@@ -1077,6 +1431,17 @@
       <w:smallCaps/>
       <w:color w:val="0F4761" w:themeColor="accent1" w:themeShade="BF"/>
       <w:spacing w:val="5"/>
+    </w:rPr>
+  </w:style>
+  <w:style w:type="character" w:styleId="Hyperlink">
+    <w:name w:val="Hyperlink"/>
+    <w:basedOn w:val="DefaultParagraphFont"/>
+    <w:uiPriority w:val="99"/>
+    <w:unhideWhenUsed/>
+    <w:rsid w:val="008F2A78"/>
+    <w:rPr>
+      <w:color w:val="467886" w:themeColor="hyperlink"/>
+      <w:u w:val="single"/>
     </w:rPr>
   </w:style>
 </w:styles>

--- a/.meetings/Next one?.docx
+++ b/.meetings/Next one?.docx
@@ -385,6 +385,120 @@
           <w:rFonts w:ascii="Arial" w:hAnsi="Arial" w:cs="Arial"/>
         </w:rPr>
         <w:t>‘.docu/Algoritmes per trobar una ruta òptima/Dijkstra.docx’)</w:t>
+      </w:r>
+    </w:p>
+    <w:p>
+      <w:pPr>
+        <w:pStyle w:val="ListParagraph"/>
+        <w:numPr>
+          <w:ilvl w:val="0"/>
+          <w:numId w:val="1"/>
+        </w:numPr>
+        <w:rPr>
+          <w:rFonts w:ascii="Arial" w:hAnsi="Arial" w:cs="Arial"/>
+        </w:rPr>
+      </w:pPr>
+      <w:r>
+        <w:rPr>
+          <w:rFonts w:ascii="Arial" w:hAnsi="Arial" w:cs="Arial"/>
+        </w:rPr>
+        <w:t>routing_algorithms/a_star/a_star_utils.py</w:t>
+      </w:r>
+    </w:p>
+    <w:p>
+      <w:pPr>
+        <w:pStyle w:val="ListParagraph"/>
+        <w:numPr>
+          <w:ilvl w:val="1"/>
+          <w:numId w:val="1"/>
+        </w:numPr>
+        <w:rPr>
+          <w:rFonts w:ascii="Arial" w:hAnsi="Arial" w:cs="Arial"/>
+        </w:rPr>
+      </w:pPr>
+      <w:r>
+        <w:rPr>
+          <w:rFonts w:ascii="Arial" w:hAnsi="Arial" w:cs="Arial"/>
+        </w:rPr>
+        <w:t>Construcció de l’algoritme amb Binary Heap també</w:t>
+      </w:r>
+    </w:p>
+    <w:p>
+      <w:pPr>
+        <w:pStyle w:val="ListParagraph"/>
+        <w:numPr>
+          <w:ilvl w:val="0"/>
+          <w:numId w:val="1"/>
+        </w:numPr>
+        <w:rPr>
+          <w:rFonts w:ascii="Arial" w:hAnsi="Arial" w:cs="Arial"/>
+        </w:rPr>
+      </w:pPr>
+      <w:r>
+        <w:rPr>
+          <w:rFonts w:ascii="Arial" w:hAnsi="Arial" w:cs="Arial"/>
+        </w:rPr>
+        <w:t xml:space="preserve">New folder </w:t>
+      </w:r>
+      <w:r>
+        <w:rPr>
+          <w:rFonts w:ascii="Arial" w:hAnsi="Arial" w:cs="Arial"/>
+        </w:rPr>
+        <w:t>graph_inspection</w:t>
+      </w:r>
+    </w:p>
+    <w:p>
+      <w:pPr>
+        <w:pStyle w:val="ListParagraph"/>
+        <w:numPr>
+          <w:ilvl w:val="1"/>
+          <w:numId w:val="1"/>
+        </w:numPr>
+        <w:rPr>
+          <w:rFonts w:ascii="Arial" w:hAnsi="Arial" w:cs="Arial"/>
+        </w:rPr>
+      </w:pPr>
+      <w:r>
+        <w:rPr>
+          <w:rFonts w:ascii="Arial" w:hAnsi="Arial" w:cs="Arial"/>
+        </w:rPr>
+        <w:t>Amb graph_report (print senzill amb el nombre de vèrtexs i arestes del graf amb els diferents tipus)</w:t>
+      </w:r>
+    </w:p>
+    <w:p>
+      <w:pPr>
+        <w:pStyle w:val="ListParagraph"/>
+        <w:numPr>
+          <w:ilvl w:val="0"/>
+          <w:numId w:val="1"/>
+        </w:numPr>
+        <w:rPr>
+          <w:rFonts w:ascii="Arial" w:hAnsi="Arial" w:cs="Arial"/>
+        </w:rPr>
+      </w:pPr>
+      <w:r>
+        <w:rPr>
+          <w:rFonts w:ascii="Arial" w:hAnsi="Arial" w:cs="Arial"/>
+        </w:rPr>
+        <w:t>.docu/Plantejament del treball.docx</w:t>
+      </w:r>
+    </w:p>
+    <w:p>
+      <w:pPr>
+        <w:pStyle w:val="ListParagraph"/>
+        <w:numPr>
+          <w:ilvl w:val="1"/>
+          <w:numId w:val="1"/>
+        </w:numPr>
+        <w:rPr>
+          <w:rFonts w:ascii="Arial" w:hAnsi="Arial" w:cs="Arial"/>
+        </w:rPr>
+      </w:pPr>
+      <w:r>
+        <w:rPr>
+          <w:rFonts w:ascii="Arial" w:hAnsi="Arial" w:cs="Arial"/>
+        </w:rPr>
+        <w:t>Trobes bé les seccions de l’objectiu, la pregunta i les restriccions? Clarament, només és un esbós, però la idea serà aquesta</w:t>
       </w:r>
     </w:p>
     <w:sectPr>
@@ -1120,6 +1234,7 @@
   <w:style w:type="character" w:default="1" w:styleId="DefaultParagraphFont">
     <w:name w:val="Default Paragraph Font"/>
     <w:uiPriority w:val="1"/>
+    <w:semiHidden/>
     <w:unhideWhenUsed/>
   </w:style>
   <w:style w:type="table" w:default="1" w:styleId="TableNormal">
